--- a/NPC_Compliance/08_DPIA_AntiFraud_Trust_Integrity_2026-07-07.docx
+++ b/NPC_Compliance/08_DPIA_AntiFraud_Trust_Integrity_2026-07-07.docx
@@ -20,7 +20,7 @@
           <w:b/>
           <w:bCs/>
         </w:rPr>
-        <w:t xml:space="preserve">DRAFT — for DPO/counsel (Claire E. Buanhog) finalization; not yet adopted.</w:t>
+        <w:t xml:space="preserve">DRAFT — for DPO (Indalecio Sacdalan Casasola II) + PH counsel finalization; not yet adopted.</w:t>
       </w:r>
       <w:r>
         <w:t xml:space="preserve"> </w:t>
@@ -207,7 +207,7 @@
           <w:b/>
           <w:bCs/>
         </w:rPr>
-        <w:t xml:space="preserve">“counsel (Claire) review PENDING”</w:t>
+        <w:t xml:space="preserve">counsel review PENDING</w:t>
       </w:r>
       <w:r>
         <w:t xml:space="preserve"> </w:t>
@@ -375,7 +375,7 @@
               <w:pStyle w:val="Compact"/>
             </w:pPr>
             <w:r>
-              <w:t xml:space="preserve">Claire E. Buanhog · dpo@setnayan.com · registered (or registration in progress</w:t>
+              <w:t xml:space="preserve">Indalecio Sacdalan Casasola II · [TO CONFIRM — DPO email] · registered (or registration in progress</w:t>
             </w:r>
             <w:r>
               <w:t xml:space="preserve"> </w:t>
@@ -415,7 +415,7 @@
               <w:pStyle w:val="Compact"/>
             </w:pPr>
             <w:r>
-              <w:t xml:space="preserve">DPO (Claire E. Buanhog)</w:t>
+              <w:t xml:space="preserve">DPO (Indalecio Sacdalan Casasola II)</w:t>
             </w:r>
           </w:p>
         </w:tc>
@@ -2633,7 +2633,7 @@
         <w:t xml:space="preserve"> </w:t>
       </w:r>
       <w:r>
-        <w:t xml:space="preserve">prepared for DPO review and sign-off (Claire E. Buanhog). The transparency finding (§6), the lawful-basis mapping (§1.3), the retention gap (AF-8), and the automated-decision rights (§6 / AF-5) are referred to the DPO and PH counsel.</w:t>
+        <w:t xml:space="preserve">prepared for DPO review and sign-off (Indalecio Sacdalan Casasola II). The transparency finding (§6), the lawful-basis mapping (§1.3), the retention gap (AF-8), and the automated-decision rights (§6 / AF-5) are referred to the DPO and PH counsel.</w:t>
       </w:r>
     </w:p>
     <w:p>
@@ -5326,7 +5326,7 @@
               <w:pStyle w:val="Compact"/>
             </w:pPr>
             <w:r>
-              <w:t xml:space="preserve">Claire E. Buanhog</w:t>
+              <w:t xml:space="preserve">Indalecio Sacdalan Casasola II</w:t>
             </w:r>
           </w:p>
         </w:tc>
@@ -5453,7 +5453,7 @@
           <w:i/>
           <w:iCs/>
         </w:rPr>
-        <w:t xml:space="preserve">This is a compliant baseline prepared ahead of counsel; it is not a substitute for legal review. To be finalized with Claire E. Buanhog (DPO) and PH counsel. The processing is</w:t>
+        <w:t xml:space="preserve">This is a compliant baseline prepared ahead of counsel; it is not a substitute for legal review. To be finalized with Indalecio Sacdalan Casasola II (DPO) and PH counsel. The processing is</w:t>
       </w:r>
       <w:r>
         <w:rPr>

--- a/NPC_Compliance/08_DPIA_AntiFraud_Trust_Integrity_2026-07-07.docx
+++ b/NPC_Compliance/08_DPIA_AntiFraud_Trust_Integrity_2026-07-07.docx
@@ -375,7 +375,7 @@
               <w:pStyle w:val="Compact"/>
             </w:pPr>
             <w:r>
-              <w:t xml:space="preserve">Indalecio Sacdalan Casasola II · [TO CONFIRM — DPO email] · registered (or registration in progress</w:t>
+              <w:t xml:space="preserve">Indalecio Sacdalan Casasola II · iscasasolaii@gmail.com · registered (or registration in progress</w:t>
             </w:r>
             <w:r>
               <w:t xml:space="preserve"> </w:t>
